--- a/public/temas/ejercicio-3/ESQUEMA TEMA 16.docx
+++ b/public/temas/ejercicio-3/ESQUEMA TEMA 16.docx
@@ -447,7 +447,7 @@
           <w:rFonts w:ascii="Cambria" w:hAnsi="Cambria" w:cs="Cambria" w:eastAsia="Cambria"/>
           <w:sz w:val="22"/>
         </w:rPr>
-        <w:t xml:space="preserve">, 11-4-1980, España desde el </w:t>
+        <w:t xml:space="preserve">, 11 de abril de 1980, España desde el </w:t>
       </w:r>
       <w:r>
         <w:rPr>
@@ -455,7 +455,7 @@
           <w:b/>
           <w:sz w:val="22"/>
         </w:rPr>
-        <w:t>1-8-1991</w:t>
+        <w:t>1 de agosto de 1991</w:t>
       </w:r>
     </w:p>
     <w:p>
@@ -895,7 +895,7 @@
           <w:b/>
           <w:sz w:val="22"/>
         </w:rPr>
-        <w:t>RD 1438/1985</w:t>
+        <w:t>Real Decreto 1438/1985</w:t>
       </w:r>
     </w:p>
     <w:p>
@@ -1674,7 +1674,7 @@
           <w:b/>
           <w:sz w:val="22"/>
         </w:rPr>
-        <w:t>31-5-2034</w:t>
+        <w:t>31 de mayo de 2034</w:t>
       </w:r>
     </w:p>
     <w:p>
@@ -2058,7 +2058,7 @@
           <w:b/>
           <w:sz w:val="22"/>
         </w:rPr>
-        <w:t>RD 309/2020</w:t>
+        <w:t>Real Decreto 309/2020</w:t>
       </w:r>
       <w:r>
         <w:rPr>
@@ -2350,7 +2350,7 @@
           <w:b/>
           <w:sz w:val="22"/>
         </w:rPr>
-        <w:t>1-1-2020</w:t>
+        <w:t>1 de enero de 2020</w:t>
       </w:r>
       <w:r>
         <w:rPr>
